--- a/submission/cell_reports_methods/final/cover_letter/COVER_LETTER_CELL_REPORTS_METHODS_v1.0.docx
+++ b/submission/cell_reports_methods/final/cover_letter/COVER_LETTER_CELL_REPORTS_METHODS_v1.0.docx
@@ -12,7 +12,7 @@
     </w:p>
     <w:p>
       <w:r>
-        <w:t>Generated: 2026-08-30 14:00:36 UTC</w:t>
+        <w:t>Generated: 2026-08-30 14:05:25 UTC</w:t>
       </w:r>
     </w:p>
     <w:p>
@@ -52,7 +52,7 @@
     </w:p>
     <w:p>
       <w:r>
-        <w:t>[Corresponding author name]</w:t>
+        <w:t>Yu Zhang</w:t>
       </w:r>
     </w:p>
     <w:sectPr>
